--- a/docs/PVMath_Proforma_Invoice_Template.docx
+++ b/docs/PVMath_Proforma_Invoice_Template.docx
@@ -218,7 +218,7 @@
           </w:tcPr>
           <w:p>
             <w:r>
-              <w:t>PVMath Developer — Early Access pilot (150/month team pool, 5 seats)</w:t>
+              <w:t>PVMath Developer — Early Access pilot (300/month team pool, 5 seats)</w:t>
             </w:r>
           </w:p>
         </w:tc>
